--- a/data/employees/EMP014/AST-EMP014-03.docx
+++ b/data/employees/EMP014/AST-EMP014-03.docx
@@ -7,10 +7,7 @@
         <w:pStyle w:val="Heading1"/>
       </w:pPr>
       <w:r>
-        <w:rPr>
-          <w:sz w:val="36"/>
-        </w:rPr>
-        <w:t>Design specification - EMP014</w:t>
+        <w:t>Ast Emp014 03 - EMP014</w:t>
       </w:r>
     </w:p>
     <w:p>
@@ -18,130 +15,32 @@
         <w:pStyle w:val="Heading2"/>
       </w:pPr>
       <w:r>
-        <w:t>Document Metadata</w:t>
-      </w:r>
-    </w:p>
-    <w:tbl>
-      <w:tblPr>
-        <w:tblStyle w:val="TableGrid"/>
-        <w:tblW w:type="auto" w:w="0"/>
-        <w:tblLook w:firstColumn="1" w:firstRow="1" w:lastColumn="0" w:lastRow="0" w:noHBand="0" w:noVBand="1" w:val="04A0"/>
-      </w:tblPr>
-      <w:tblGrid>
-        <w:gridCol w:w="4320"/>
-        <w:gridCol w:w="4320"/>
-      </w:tblGrid>
-      <w:tr>
-        <w:tc>
-          <w:tcPr>
-            <w:tcW w:type="dxa" w:w="4320"/>
-          </w:tcPr>
-          <w:p>
-            <w:r>
-              <w:t>Author</w:t>
-            </w:r>
-          </w:p>
-        </w:tc>
-        <w:tc>
-          <w:tcPr>
-            <w:tcW w:type="dxa" w:w="4320"/>
-          </w:tcPr>
-          <w:p>
-            <w:r>
-              <w:t>Morgan Smith</w:t>
-            </w:r>
-          </w:p>
-        </w:tc>
-      </w:tr>
-      <w:tr>
-        <w:tc>
-          <w:tcPr>
-            <w:tcW w:type="dxa" w:w="4320"/>
-          </w:tcPr>
-          <w:p>
-            <w:r>
-              <w:t>Role / Department</w:t>
-            </w:r>
-          </w:p>
-        </w:tc>
-        <w:tc>
-          <w:tcPr>
-            <w:tcW w:type="dxa" w:w="4320"/>
-          </w:tcPr>
-          <w:p>
-            <w:r>
-              <w:t>Specialist | Operations</w:t>
-            </w:r>
-          </w:p>
-        </w:tc>
-      </w:tr>
-      <w:tr>
-        <w:tc>
-          <w:tcPr>
-            <w:tcW w:type="dxa" w:w="4320"/>
-          </w:tcPr>
-          <w:p>
-            <w:r>
-              <w:t>Location</w:t>
-            </w:r>
-          </w:p>
-        </w:tc>
-        <w:tc>
-          <w:tcPr>
-            <w:tcW w:type="dxa" w:w="4320"/>
-          </w:tcPr>
-          <w:p>
-            <w:r>
-              <w:t>Austin</w:t>
-            </w:r>
-          </w:p>
-        </w:tc>
-      </w:tr>
-      <w:tr>
-        <w:tc>
-          <w:tcPr>
-            <w:tcW w:type="dxa" w:w="4320"/>
-          </w:tcPr>
-          <w:p>
-            <w:r>
-              <w:t>Last Modified</w:t>
-            </w:r>
-          </w:p>
-        </w:tc>
-        <w:tc>
-          <w:tcPr>
-            <w:tcW w:type="dxa" w:w="4320"/>
-          </w:tcPr>
-          <w:p>
-            <w:r>
-              <w:t>2025-01-18</w:t>
-            </w:r>
-          </w:p>
-        </w:tc>
-      </w:tr>
-    </w:tbl>
-    <w:p/>
-    <w:p>
-      <w:pPr>
-        <w:pStyle w:val="Heading2"/>
-      </w:pPr>
-      <w:r>
-        <w:t>Specification</w:t>
+        <w:t>Page 1</w:t>
       </w:r>
     </w:p>
     <w:p>
       <w:r>
-        <w:t>Design Specification: Real-Time Operations Monitoring Dashboard</w:t>
+        <w:t>Section 1: Data quality remediation. EMP014 contributes to ast emp014 03 through recurring collaboration, clear ownership boundaries, and measurable outcomes. The team captures decisions, open issues, and handoffs so that knowledge remains discoverable for future programs.</w:t>
       </w:r>
     </w:p>
     <w:p>
       <w:r>
-        <w:t>Version: 2.4</w:t>
+        <w:t>Section 2: Automation backlog refinement. EMP014 contributes to ast emp014 03 through recurring collaboration, clear ownership boundaries, and measurable outcomes. The team captures decisions, open issues, and handoffs so that knowledge remains discoverable for future programs.</w:t>
       </w:r>
     </w:p>
     <w:p>
       <w:r>
-        <w:t>This specification details the design of the real-time operations monitoring solution. Telemetry data streams from IoT sensors via Azure Event Hub. The Fabric KQL streaming pipeline processes events within 200ms p99 latency and surfaces alerts to on-call supervisors.</w:t>
+        <w:t>Section 3: Knowledge transfer and onboarding. EMP014 contributes to ast emp014 03 through recurring collaboration, clear ownership boundaries, and measurable outcomes. The team captures decisions, open issues, and handoffs so that knowledge remains discoverable for future programs.</w:t>
+      </w:r>
+    </w:p>
+    <w:p>
+      <w:r>
+        <w:t>Section 4: Quarterly delivery milestones. EMP014 contributes to ast emp014 03 through recurring collaboration, clear ownership boundaries, and measurable outcomes. The team captures decisions, open issues, and handoffs so that knowledge remains discoverable for future programs.</w:t>
+      </w:r>
+    </w:p>
+    <w:p>
+      <w:r>
+        <w:br w:type="page"/>
       </w:r>
     </w:p>
     <w:p>
@@ -149,12 +48,60 @@
         <w:pStyle w:val="Heading2"/>
       </w:pPr>
       <w:r>
-        <w:t>Author Competencies</w:t>
+        <w:t>Page 2</w:t>
       </w:r>
     </w:p>
     <w:p>
       <w:r>
-        <w:t>Azure AI, Ontology, Kusto, Fabric</w:t>
+        <w:t>Section 1: Automation backlog refinement. EMP014 contributes to ast emp014 03 through recurring collaboration, clear ownership boundaries, and measurable outcomes. The team captures decisions, open issues, and handoffs so that knowledge remains discoverable for future programs.</w:t>
+      </w:r>
+    </w:p>
+    <w:p>
+      <w:r>
+        <w:t>Section 2: Knowledge transfer and onboarding. EMP014 contributes to ast emp014 03 through recurring collaboration, clear ownership boundaries, and measurable outcomes. The team captures decisions, open issues, and handoffs so that knowledge remains discoverable for future programs.</w:t>
+      </w:r>
+    </w:p>
+    <w:p>
+      <w:r>
+        <w:t>Section 3: Data quality remediation. EMP014 contributes to ast emp014 03 through recurring collaboration, clear ownership boundaries, and measurable outcomes. The team captures decisions, open issues, and handoffs so that knowledge remains discoverable for future programs.</w:t>
+      </w:r>
+    </w:p>
+    <w:p>
+      <w:r>
+        <w:t>Section 4: Fabric semantic model planning. EMP014 contributes to ast emp014 03 through recurring collaboration, clear ownership boundaries, and measurable outcomes. The team captures decisions, open issues, and handoffs so that knowledge remains discoverable for future programs.</w:t>
+      </w:r>
+    </w:p>
+    <w:p>
+      <w:r>
+        <w:br w:type="page"/>
+      </w:r>
+    </w:p>
+    <w:p>
+      <w:pPr>
+        <w:pStyle w:val="Heading2"/>
+      </w:pPr>
+      <w:r>
+        <w:t>Page 3</w:t>
+      </w:r>
+    </w:p>
+    <w:p>
+      <w:r>
+        <w:t>Section 1: Department KPI performance. EMP014 contributes to ast emp014 03 through recurring collaboration, clear ownership boundaries, and measurable outcomes. The team captures decisions, open issues, and handoffs so that knowledge remains discoverable for future programs.</w:t>
+      </w:r>
+    </w:p>
+    <w:p>
+      <w:r>
+        <w:t>Section 2: Operational risk review. EMP014 contributes to ast emp014 03 through recurring collaboration, clear ownership boundaries, and measurable outcomes. The team captures decisions, open issues, and handoffs so that knowledge remains discoverable for future programs.</w:t>
+      </w:r>
+    </w:p>
+    <w:p>
+      <w:r>
+        <w:t>Section 3: Data quality remediation. EMP014 contributes to ast emp014 03 through recurring collaboration, clear ownership boundaries, and measurable outcomes. The team captures decisions, open issues, and handoffs so that knowledge remains discoverable for future programs.</w:t>
+      </w:r>
+    </w:p>
+    <w:p>
+      <w:r>
+        <w:t>Section 4: Quarterly delivery milestones. EMP014 contributes to ast emp014 03 through recurring collaboration, clear ownership boundaries, and measurable outcomes. The team captures decisions, open issues, and handoffs so that knowledge remains discoverable for future programs.</w:t>
       </w:r>
     </w:p>
     <w:sectPr>
